--- a/docs/instruments/b4_briefing_integrity.docx
+++ b/docs/instruments/b4_briefing_integrity.docx
@@ -3,7 +3,7 @@
 <w:document xmlns:o="urn:schemas-microsoft-com:office:office" xmlns:r="http://schemas.openxmlformats.org/officeDocument/2006/relationships" xmlns:v="urn:schemas-microsoft-com:vml" xmlns:w="http://schemas.openxmlformats.org/wordprocessingml/2006/main" xmlns:w10="urn:schemas-microsoft-com:office:word" xmlns:wp="http://schemas.openxmlformats.org/drawingml/2006/wordprocessingDrawing" xmlns:pic="http://schemas.openxmlformats.org/drawingml/2006/picture" xmlns:wps="http://schemas.microsoft.com/office/word/2010/wordprocessingShape" xmlns:wpg="http://schemas.microsoft.com/office/word/2010/wordprocessingGroup" xmlns:mc="http://schemas.openxmlformats.org/markup-compatibility/2006" xmlns:wp14="http://schemas.microsoft.com/office/word/2010/wordprocessingDrawing" xmlns:w14="http://schemas.microsoft.com/office/word/2010/wordml" xmlns:w15="http://schemas.microsoft.com/office/word/2012/wordml" mc:Ignorable="w14 wp14 w15">
   <w:body>
     <w:p>
-      <w:hyperlink r:id="rId21">
+      <w:hyperlink r:id="rId19">
         <w:r>
           <w:drawing>
             <wp:inline>
@@ -20,7 +20,7 @@
                       </pic:cNvPicPr>
                     </pic:nvPicPr>
                     <pic:blipFill>
-                      <a:blip r:embed="rId20"/>
+                      <a:blip r:embed="rId18"/>
                       <a:stretch>
                         <a:fillRect/>
                       </a:stretch>
@@ -99,8 +99,8 @@
         <w:tblLook w:noHBand="0" w:lastColumn="0" w:firstColumn="0" w:lastRow="0" w:firstRow="0" w:noVBand="0" w:val="0000"/>
       </w:tblPr>
       <w:tblGrid>
-        <w:gridCol w:w="2774"/>
-        <w:gridCol w:w="6298"/>
+        <w:gridCol w:w="2635"/>
+        <w:gridCol w:w="6437"/>
       </w:tblGrid>
       <w:tr>
         <w:trPr>
@@ -108,7 +108,7 @@
         </w:trPr>
         <w:tc>
           <w:tcPr>
-            <w:tcW w:w="2774" w:type="dxa"/>
+            <w:tcW w:w="2635" w:type="dxa"/>
             <w:tcBorders>
               <w:bottom w:val="single" w:sz="4" w:space="0" w:color="C9CED2"/>
             </w:tcBorders>
@@ -141,7 +141,7 @@
         </w:tc>
         <w:tc>
           <w:tcPr>
-            <w:tcW w:w="6298" w:type="dxa"/>
+            <w:tcW w:w="6437" w:type="dxa"/>
             <w:tcBorders>
               <w:bottom w:val="single" w:sz="4" w:space="0" w:color="C9CED2"/>
             </w:tcBorders>
@@ -175,7 +175,7 @@
         <w:trPr/>
         <w:tc>
           <w:tcPr>
-            <w:tcW w:w="2774" w:type="dxa"/>
+            <w:tcW w:w="2635" w:type="dxa"/>
             <w:tcBorders>
               <w:top w:val="single" w:sz="4" w:space="0" w:color="C9CED2"/>
               <w:bottom w:val="single" w:sz="4" w:space="0" w:color="C9CED2"/>
@@ -209,7 +209,7 @@
         </w:tc>
         <w:tc>
           <w:tcPr>
-            <w:tcW w:w="6298" w:type="dxa"/>
+            <w:tcW w:w="6437" w:type="dxa"/>
             <w:tcBorders>
               <w:top w:val="single" w:sz="4" w:space="0" w:color="C9CED2"/>
               <w:bottom w:val="single" w:sz="4" w:space="0" w:color="C9CED2"/>
@@ -245,7 +245,7 @@
                   <w:szCs w:val="22"/>
                   <w:lang w:val="en-US" w:eastAsia="en-US" w:bidi="ar-SA"/>
                 </w:rPr>
-                <w:t>source report</w:t>
+                <w:t>Responsible AI in Academic Research: A Competency Framework for Research Training</w:t>
               </w:r>
             </w:hyperlink>
             <w:r>
@@ -265,7 +265,7 @@
         </w:trPr>
         <w:tc>
           <w:tcPr>
-            <w:tcW w:w="2774" w:type="dxa"/>
+            <w:tcW w:w="2635" w:type="dxa"/>
             <w:tcBorders>
               <w:top w:val="single" w:sz="4" w:space="0" w:color="C9CED2"/>
               <w:bottom w:val="single" w:sz="4" w:space="0" w:color="C9CED2"/>
@@ -299,7 +299,7 @@
         </w:tc>
         <w:tc>
           <w:tcPr>
-            <w:tcW w:w="6298" w:type="dxa"/>
+            <w:tcW w:w="6437" w:type="dxa"/>
             <w:tcBorders>
               <w:top w:val="single" w:sz="4" w:space="0" w:color="C9CED2"/>
               <w:bottom w:val="single" w:sz="4" w:space="0" w:color="C9CED2"/>
@@ -336,7 +336,7 @@
         </w:trPr>
         <w:tc>
           <w:tcPr>
-            <w:tcW w:w="2774" w:type="dxa"/>
+            <w:tcW w:w="2635" w:type="dxa"/>
             <w:tcBorders>
               <w:top w:val="single" w:sz="4" w:space="0" w:color="C9CED2"/>
               <w:bottom w:val="single" w:sz="4" w:space="0" w:color="C9CED2"/>
@@ -370,7 +370,7 @@
         </w:tc>
         <w:tc>
           <w:tcPr>
-            <w:tcW w:w="6298" w:type="dxa"/>
+            <w:tcW w:w="6437" w:type="dxa"/>
             <w:tcBorders>
               <w:top w:val="single" w:sz="4" w:space="0" w:color="C9CED2"/>
               <w:bottom w:val="single" w:sz="4" w:space="0" w:color="C9CED2"/>
@@ -407,7 +407,7 @@
         </w:trPr>
         <w:tc>
           <w:tcPr>
-            <w:tcW w:w="2774" w:type="dxa"/>
+            <w:tcW w:w="2635" w:type="dxa"/>
             <w:tcBorders>
               <w:top w:val="single" w:sz="4" w:space="0" w:color="C9CED2"/>
               <w:bottom w:val="single" w:sz="4" w:space="0" w:color="C9CED2"/>
@@ -441,7 +441,7 @@
         </w:tc>
         <w:tc>
           <w:tcPr>
-            <w:tcW w:w="6298" w:type="dxa"/>
+            <w:tcW w:w="6437" w:type="dxa"/>
             <w:tcBorders>
               <w:top w:val="single" w:sz="4" w:space="0" w:color="C9CED2"/>
               <w:bottom w:val="single" w:sz="4" w:space="0" w:color="C9CED2"/>
@@ -478,7 +478,7 @@
         </w:trPr>
         <w:tc>
           <w:tcPr>
-            <w:tcW w:w="2774" w:type="dxa"/>
+            <w:tcW w:w="2635" w:type="dxa"/>
             <w:tcBorders>
               <w:top w:val="single" w:sz="4" w:space="0" w:color="C9CED2"/>
               <w:bottom w:val="single" w:sz="4" w:space="0" w:color="C9CED2"/>
@@ -512,7 +512,7 @@
         </w:tc>
         <w:tc>
           <w:tcPr>
-            <w:tcW w:w="6298" w:type="dxa"/>
+            <w:tcW w:w="6437" w:type="dxa"/>
             <w:tcBorders>
               <w:top w:val="single" w:sz="4" w:space="0" w:color="C9CED2"/>
               <w:bottom w:val="single" w:sz="4" w:space="0" w:color="C9CED2"/>
@@ -1345,19 +1345,7 @@
       </w:r>
       <w:r>
         <w:rPr/>
-        <w:t xml:space="preserve"> in this pack provides institutional templates for these. In fact, the cleanest approach in </w:t>
-      </w:r>
-      <w:hyperlink r:id="rId3">
-        <w:r>
-          <w:rPr>
-            <w:rStyle w:val="Hyperlink"/>
-          </w:rPr>
-          <w:t>the report</w:t>
-        </w:r>
-      </w:hyperlink>
-      <w:r>
-        <w:rPr/>
-        <w:t>’s global sample is not brand new: German universities simply attached AI disclosure to the sworn declaration doctoral students already sign, allowing it to inherit that document’s existing legal weight. If [INSTITUTION NAME] already uses a thesis declaration, that is exactly where this requirement belongs.</w:t>
+        <w:t xml:space="preserve"> in this pack provides institutional templates for these. In fact, the cleanest approach in the report’s global sample is not brand new: German universities simply attached AI disclosure to the sworn declaration doctoral students already sign, allowing it to inherit that document’s existing legal weight. If [INSTITUTION NAME] already uses a thesis declaration, that is exactly where this requirement belongs.</w:t>
       </w:r>
     </w:p>
     <w:p>
@@ -3348,7 +3336,7 @@
         <w:keepLines/>
         <w:rPr/>
       </w:pPr>
-      <w:hyperlink r:id="rId4">
+      <w:hyperlink r:id="rId3">
         <w:r>
           <w:rPr>
             <w:rStyle w:val="Hyperlink"/>
@@ -3371,7 +3359,7 @@
                       </pic:cNvPicPr>
                     </pic:nvPicPr>
                     <pic:blipFill>
-                      <a:blip r:embed="rId5"/>
+                      <a:blip r:embed="rId4"/>
                       <a:stretch>
                         <a:fillRect/>
                       </a:stretch>
@@ -3412,7 +3400,7 @@
         <w:rPr/>
         <w:t xml:space="preserve"> · Professor and Director, Instats · </w:t>
       </w:r>
-      <w:hyperlink r:id="rId6">
+      <w:hyperlink r:id="rId5">
         <w:r>
           <w:rPr>
             <w:rStyle w:val="Hyperlink"/>
@@ -3424,7 +3412,7 @@
         <w:rPr/>
         <w:t xml:space="preserve"> · </w:t>
       </w:r>
-      <w:hyperlink r:id="rId7">
+      <w:hyperlink r:id="rId6">
         <w:r>
           <w:rPr>
             <w:rStyle w:val="Hyperlink"/>
@@ -3451,7 +3439,7 @@
         </w:rPr>
         <w:t xml:space="preserve">Part of the Instats AI Readiness Pack · </w:t>
       </w:r>
-      <w:hyperlink r:id="rId8">
+      <w:hyperlink r:id="rId7">
         <w:r>
           <w:rPr>
             <w:rStyle w:val="Hyperlink"/>
@@ -3470,19 +3458,7 @@
       </w:r>
       <w:r>
         <w:rPr/>
-        <w:t xml:space="preserve"> </w:t>
-      </w:r>
-      <w:hyperlink r:id="rId9">
-        <w:r>
-          <w:rPr>
-            <w:rStyle w:val="Hyperlink"/>
-          </w:rPr>
-          <w:t>Responsible AI in Academic Research: A Competency Framework for Research Training</w:t>
-        </w:r>
-      </w:hyperlink>
-      <w:r>
-        <w:rPr/>
-        <w:t xml:space="preserve"> </w:t>
+        <w:t xml:space="preserve"> Responsible AI in Academic Research: A Competency Framework for Research Training </w:t>
       </w:r>
       <w:r>
         <w:rPr>
@@ -3495,12 +3471,12 @@
       <w:bookmarkEnd w:id="10"/>
     </w:p>
     <w:sectPr>
-      <w:headerReference w:type="even" r:id="rId10"/>
-      <w:headerReference w:type="default" r:id="rId11"/>
-      <w:headerReference w:type="first" r:id="rId12"/>
-      <w:footerReference w:type="even" r:id="rId13"/>
-      <w:footerReference w:type="default" r:id="rId14"/>
-      <w:footerReference w:type="first" r:id="rId15"/>
+      <w:headerReference w:type="even" r:id="rId8"/>
+      <w:headerReference w:type="default" r:id="rId9"/>
+      <w:headerReference w:type="first" r:id="rId10"/>
+      <w:footerReference w:type="even" r:id="rId11"/>
+      <w:footerReference w:type="default" r:id="rId12"/>
+      <w:footerReference w:type="first" r:id="rId13"/>
       <w:type w:val="nextPage"/>
       <w:pgSz w:w="11906" w:h="16838"/>
       <w:pgMar w:left="1417" w:right="1417" w:gutter="0" w:header="720" w:top="1361" w:footer="720" w:bottom="1361"/>
@@ -6189,10 +6165,12 @@
     <w:unhideWhenUsed/>
     <w:rsid w:val="00aa1d8d"/>
     <w:pPr>
-      <w:spacing w:before="0" w:after="120"/>
+      <w:spacing w:lineRule="auto" w:line="348" w:before="0" w:after="160"/>
     </w:pPr>
     <w:rPr>
       <w:rFonts w:ascii="Georgia" w:hAnsi="Georgia" w:eastAsia="Georgia" w:cs="Georgia"/>
+      <w:color w:val="212529"/>
+      <w:sz w:val="24"/>
     </w:rPr>
   </w:style>
   <w:style w:type="paragraph" w:styleId="List">

--- a/docs/instruments/b4_briefing_integrity.docx
+++ b/docs/instruments/b4_briefing_integrity.docx
@@ -80,7 +80,7 @@
       <w:hyperlink r:id="rId27">
         <w:r>
           <w:rPr>
-            <w:rStyle w:val="Hyperlink"/>
+            <w:rStyle w:val="Hyperlink1"/>
             <w:i w:val="0"/>
           </w:rPr>
           <w:t xml:space="preserve">Browse the full online instrument catalogue</w:t>
@@ -2570,7 +2570,7 @@
       <w:hyperlink r:id="rId22">
         <w:r>
           <w:rPr>
-            <w:rStyle w:val="Hyperlink"/>
+            <w:rStyle w:val="Hyperlink1"/>
             <w:i w:val="1"/>
           </w:rPr>
           <w:t xml:space="preserve">The Institutional AI Readiness Pack: Self-Assessment and Implementation Tools for Responsible AI in Academic Research</w:t>
@@ -2585,7 +2585,7 @@
       <w:hyperlink r:id="rId23">
         <w:r>
           <w:rPr>
-            <w:rStyle w:val="Hyperlink"/>
+            <w:rStyle w:val="Hyperlink1"/>
             <w:i w:val="0"/>
           </w:rPr>
           <w:t xml:space="preserve">https://doi.org/10.61700/bv2nulyhht</w:t>
@@ -2613,7 +2613,7 @@
       <w:hyperlink r:id="rId24">
         <w:r>
           <w:rPr>
-            <w:rStyle w:val="Hyperlink"/>
+            <w:rStyle w:val="Hyperlink1"/>
             <w:i w:val="1"/>
           </w:rPr>
           <w:t xml:space="preserve">Responsible AI in Academic Research: A Competency Framework for Research Training</w:t>
@@ -2628,7 +2628,7 @@
       <w:hyperlink r:id="rId25">
         <w:r>
           <w:rPr>
-            <w:rStyle w:val="Hyperlink"/>
+            <w:rStyle w:val="Hyperlink1"/>
             <w:i w:val="0"/>
           </w:rPr>
           <w:t xml:space="preserve">https://doi.org/10.61700/t31oy23grr</w:t>
@@ -2656,7 +2656,7 @@
       <w:hyperlink r:id="rId26">
         <w:r>
           <w:rPr>
-            <w:rStyle w:val="Hyperlink"/>
+            <w:rStyle w:val="Hyperlink1"/>
             <w:i w:val="0"/>
           </w:rPr>
           <w:t xml:space="preserve">Creative Commons Attribution 4.0 International (CC BY 4.0)</w:t>
@@ -2668,6 +2668,8 @@
         </w:rPr>
         <w:t xml:space="preserve">. You may adapt them for institutional use with attribution.</w:t>
       </w:r>
+      <w:bookmarkEnd w:id="0"/>
+      <w:bookmarkEnd w:id="10"/>
     </w:p>
     <w:sectPr>
       <w:headerReference w:type="even" r:id="rId14"/>
